--- a/zht/docx/091.content.docx
+++ b/zht/docx/091.content.docx
@@ -150,26 +150,6 @@
           <w:lang w:val="zh_TW" w:bidi="zh_TW"/>
         </w:rPr>
         <w:t>xian</w:t>
-      </w:r>
-      <w:r>
-        <w:rPr>
-          <w:lang w:val="zh_TW" w:bidi="zh_TW"/>
-        </w:rPr>
-      </w:r>
-    </w:p>
-    <w:p>
-      <w:pPr/>
-      <w:r>
-        <w:rPr>
-          <w:lang w:val="zh_TW" w:bidi="zh_TW"/>
-        </w:rPr>
-      </w:r>
-      <w:r>
-        <w:rPr>
-          <w:i/>
-          <w:lang w:val="zh_TW" w:bidi="zh_TW"/>
-        </w:rPr>
-        <w:t>先知性的象徵行動</w:t>
       </w:r>
       <w:r>
         <w:rPr>

--- a/zht/docx/091.content.docx
+++ b/zht/docx/091.content.docx
@@ -19,7 +19,7 @@
         <w:rPr>
           <w:lang w:val="zh_TW" w:bidi="zh_TW"/>
         </w:rPr>
-        <w:t>Resource: Study Notes - Themes (Tyndale)</w:t>
+        <w:t>Resource: Tyndale Open Study Notes</w:t>
       </w:r>
       <w:r>
         <w:rPr>
@@ -112,7 +112,7 @@
         <w:rPr>
           <w:lang w:val="zh_TW" w:bidi="zh_TW"/>
         </w:rPr>
-        <w:t>Study Notes - Themes (Tyndale)</w:t>
+        <w:t>Tyndale Open Study Notes</w:t>
       </w:r>
     </w:p>
     <w:p>

--- a/zht/docx/091.content.docx
+++ b/zht/docx/091.content.docx
@@ -19,7 +19,7 @@
         <w:rPr>
           <w:lang w:val="zh_TW" w:bidi="zh_TW"/>
         </w:rPr>
-        <w:t>Resource: Tyndale Open Study Notes</w:t>
+        <w:t>Resource: Aquifer Open Study Notes (Themes)</w:t>
       </w:r>
       <w:r>
         <w:rPr>
@@ -112,7 +112,7 @@
         <w:rPr>
           <w:lang w:val="zh_TW" w:bidi="zh_TW"/>
         </w:rPr>
-        <w:t>Tyndale Open Study Notes</w:t>
+        <w:t>Aquifer Open Study Notes (Themes)</w:t>
       </w:r>
     </w:p>
     <w:p>

--- a/zht/docx/091.content.docx
+++ b/zht/docx/091.content.docx
@@ -287,72 +287,48 @@
         </w:rPr>
         <w:t>先知以西結比其他先知，更常透過象徵性行動來傳達神的信息，可能因為他的對象極其頑梗（</w:t>
       </w:r>
-      <w:hyperlink r:id="rId13">
-        <w:r>
-          <w:rPr>
-            <w:lang w:val="zh_TW" w:bidi="zh_TW"/>
-          </w:rPr>
-          <w:rPr>
-            <w:color w:val="0000EE"/>
-            <w:u w:val="single"/>
-          </w:rPr>
-          <w:t>結2:6–7</w:t>
-        </w:r>
-      </w:hyperlink>
+      <w:r>
+        <w:rPr>
+          <w:lang w:val="zh_TW" w:bidi="zh_TW"/>
+        </w:rPr>
+        <w:t>結2:6–7</w:t>
+      </w:r>
       <w:r>
         <w:rPr>
           <w:lang w:val="zh_TW" w:bidi="zh_TW"/>
         </w:rPr>
         <w:t>）。他的行動強調這些信息，也表明他深深委身於神的呼召。例如，他吃下神的話語（</w:t>
       </w:r>
-      <w:hyperlink r:id="rId14">
-        <w:r>
-          <w:rPr>
-            <w:lang w:val="zh_TW" w:bidi="zh_TW"/>
-          </w:rPr>
-          <w:rPr>
-            <w:color w:val="0000EE"/>
-            <w:u w:val="single"/>
-          </w:rPr>
-          <w:t>結2:8–3:3</w:t>
-        </w:r>
-      </w:hyperlink>
+      <w:r>
+        <w:rPr>
+          <w:lang w:val="zh_TW" w:bidi="zh_TW"/>
+        </w:rPr>
+        <w:t>結2:8–3:3</w:t>
+      </w:r>
       <w:r>
         <w:rPr>
           <w:lang w:val="zh_TW" w:bidi="zh_TW"/>
         </w:rPr>
         <w:t>），之後又以一系列象徵性的審判場景，向被擄的以色列人傳達神的信息（</w:t>
       </w:r>
-      <w:hyperlink r:id="rId15">
-        <w:r>
-          <w:rPr>
-            <w:lang w:val="zh_TW" w:bidi="zh_TW"/>
-          </w:rPr>
-          <w:rPr>
-            <w:color w:val="0000EE"/>
-            <w:u w:val="single"/>
-          </w:rPr>
-          <w:t>結3:4–9</w:t>
-        </w:r>
-      </w:hyperlink>
+      <w:r>
+        <w:rPr>
+          <w:lang w:val="zh_TW" w:bidi="zh_TW"/>
+        </w:rPr>
+        <w:t>結3:4–9</w:t>
+      </w:r>
       <w:r>
         <w:rPr>
           <w:lang w:val="zh_TW" w:bidi="zh_TW"/>
         </w:rPr>
         <w:t>；另見</w:t>
       </w:r>
-      <w:hyperlink r:id="rId16">
-        <w:r>
-          <w:rPr>
-            <w:lang w:val="zh_TW" w:bidi="zh_TW"/>
-          </w:rPr>
-          <w:rPr>
-            <w:color w:val="0000EE"/>
-            <w:u w:val="single"/>
-          </w:rPr>
-          <w:t>4–6</w:t>
-        </w:r>
-      </w:hyperlink>
+      <w:r>
+        <w:rPr>
+          <w:lang w:val="zh_TW" w:bidi="zh_TW"/>
+        </w:rPr>
+        <w:t>4–6</w:t>
+      </w:r>
       <w:r>
         <w:rPr>
           <w:lang w:val="zh_TW" w:bidi="zh_TW"/>
@@ -373,18 +349,12 @@
         </w:rPr>
         <w:t>耶穌基督在十字架上完成了最終的象徵性行動（見</w:t>
       </w:r>
-      <w:hyperlink r:id="rId17">
-        <w:r>
-          <w:rPr>
-            <w:lang w:val="zh_TW" w:bidi="zh_TW"/>
-          </w:rPr>
-          <w:rPr>
-            <w:color w:val="0000EE"/>
-            <w:u w:val="single"/>
-          </w:rPr>
-          <w:t>太27:32–54</w:t>
-        </w:r>
-      </w:hyperlink>
+      <w:r>
+        <w:rPr>
+          <w:lang w:val="zh_TW" w:bidi="zh_TW"/>
+        </w:rPr>
+        <w:t>太27:32–54</w:t>
+      </w:r>
       <w:r>
         <w:rPr>
           <w:lang w:val="zh_TW" w:bidi="zh_TW"/>
@@ -414,396 +384,264 @@
           <w:lang w:val="zh_TW" w:bidi="zh_TW"/>
         </w:rPr>
       </w:r>
-      <w:hyperlink r:id="rId18">
-        <w:r>
-          <w:rPr>
-            <w:lang w:val="zh_TW" w:bidi="zh_TW"/>
-          </w:rPr>
-          <w:rPr>
-            <w:color w:val="0000EE"/>
-            <w:u w:val="single"/>
-          </w:rPr>
-          <w:t>耶13:1–11</w:t>
-        </w:r>
-      </w:hyperlink>
+      <w:r>
+        <w:rPr>
+          <w:lang w:val="zh_TW" w:bidi="zh_TW"/>
+        </w:rPr>
+        <w:t>耶13:1–11</w:t>
+      </w:r>
       <w:r>
         <w:rPr>
           <w:lang w:val="zh_TW" w:bidi="zh_TW"/>
         </w:rPr>
         <w:t>，</w:t>
       </w:r>
-      <w:hyperlink r:id="rId19">
-        <w:r>
-          <w:rPr>
-            <w:lang w:val="zh_TW" w:bidi="zh_TW"/>
-          </w:rPr>
-          <w:rPr>
-            <w:color w:val="0000EE"/>
-            <w:u w:val="single"/>
-          </w:rPr>
-          <w:t>19:1–15</w:t>
-        </w:r>
-      </w:hyperlink>
+      <w:r>
+        <w:rPr>
+          <w:lang w:val="zh_TW" w:bidi="zh_TW"/>
+        </w:rPr>
+        <w:t>19:1–15</w:t>
+      </w:r>
       <w:r>
         <w:rPr>
           <w:lang w:val="zh_TW" w:bidi="zh_TW"/>
         </w:rPr>
         <w:t>，</w:t>
       </w:r>
-      <w:hyperlink r:id="rId20">
-        <w:r>
-          <w:rPr>
-            <w:lang w:val="zh_TW" w:bidi="zh_TW"/>
-          </w:rPr>
-          <w:rPr>
-            <w:color w:val="0000EE"/>
-            <w:u w:val="single"/>
-          </w:rPr>
-          <w:t>25:15</w:t>
-        </w:r>
-      </w:hyperlink>
+      <w:r>
+        <w:rPr>
+          <w:lang w:val="zh_TW" w:bidi="zh_TW"/>
+        </w:rPr>
+        <w:t>25:15</w:t>
+      </w:r>
       <w:r>
         <w:rPr>
           <w:lang w:val="zh_TW" w:bidi="zh_TW"/>
         </w:rPr>
         <w:t>；</w:t>
       </w:r>
-      <w:hyperlink r:id="rId21">
-        <w:r>
-          <w:rPr>
-            <w:lang w:val="zh_TW" w:bidi="zh_TW"/>
-          </w:rPr>
-          <w:rPr>
-            <w:color w:val="0000EE"/>
-            <w:u w:val="single"/>
-          </w:rPr>
-          <w:t>結2:6–3:3</w:t>
-        </w:r>
-      </w:hyperlink>
+      <w:r>
+        <w:rPr>
+          <w:lang w:val="zh_TW" w:bidi="zh_TW"/>
+        </w:rPr>
+        <w:t>結2:6–3:3</w:t>
+      </w:r>
       <w:r>
         <w:rPr>
           <w:lang w:val="zh_TW" w:bidi="zh_TW"/>
         </w:rPr>
         <w:t>，</w:t>
       </w:r>
-      <w:hyperlink r:id="rId15">
-        <w:r>
-          <w:rPr>
-            <w:lang w:val="zh_TW" w:bidi="zh_TW"/>
-          </w:rPr>
-          <w:rPr>
-            <w:color w:val="0000EE"/>
-            <w:u w:val="single"/>
-          </w:rPr>
-          <w:t>3:4–9</w:t>
-        </w:r>
-      </w:hyperlink>
+      <w:r>
+        <w:rPr>
+          <w:lang w:val="zh_TW" w:bidi="zh_TW"/>
+        </w:rPr>
+        <w:t>3:4–9</w:t>
+      </w:r>
       <w:r>
         <w:rPr>
           <w:lang w:val="zh_TW" w:bidi="zh_TW"/>
         </w:rPr>
         <w:t>，</w:t>
       </w:r>
-      <w:hyperlink r:id="rId22">
-        <w:r>
-          <w:rPr>
-            <w:lang w:val="zh_TW" w:bidi="zh_TW"/>
-          </w:rPr>
-          <w:rPr>
-            <w:color w:val="0000EE"/>
-            <w:u w:val="single"/>
-          </w:rPr>
-          <w:t>4:1–17</w:t>
-        </w:r>
-      </w:hyperlink>
+      <w:r>
+        <w:rPr>
+          <w:lang w:val="zh_TW" w:bidi="zh_TW"/>
+        </w:rPr>
+        <w:t>4:1–17</w:t>
+      </w:r>
       <w:r>
         <w:rPr>
           <w:lang w:val="zh_TW" w:bidi="zh_TW"/>
         </w:rPr>
         <w:t>，</w:t>
       </w:r>
-      <w:hyperlink r:id="rId23">
-        <w:r>
-          <w:rPr>
-            <w:lang w:val="zh_TW" w:bidi="zh_TW"/>
-          </w:rPr>
-          <w:rPr>
-            <w:color w:val="0000EE"/>
-            <w:u w:val="single"/>
-          </w:rPr>
-          <w:t>5:1–6:14</w:t>
-        </w:r>
-      </w:hyperlink>
+      <w:r>
+        <w:rPr>
+          <w:lang w:val="zh_TW" w:bidi="zh_TW"/>
+        </w:rPr>
+        <w:t>5:1–6:14</w:t>
+      </w:r>
       <w:r>
         <w:rPr>
           <w:lang w:val="zh_TW" w:bidi="zh_TW"/>
         </w:rPr>
         <w:t>，</w:t>
       </w:r>
-      <w:hyperlink r:id="rId24">
-        <w:r>
-          <w:rPr>
-            <w:lang w:val="zh_TW" w:bidi="zh_TW"/>
-          </w:rPr>
-          <w:rPr>
-            <w:color w:val="0000EE"/>
-            <w:u w:val="single"/>
-          </w:rPr>
-          <w:t>12:1–28</w:t>
-        </w:r>
-      </w:hyperlink>
+      <w:r>
+        <w:rPr>
+          <w:lang w:val="zh_TW" w:bidi="zh_TW"/>
+        </w:rPr>
+        <w:t>12:1–28</w:t>
+      </w:r>
       <w:r>
         <w:rPr>
           <w:lang w:val="zh_TW" w:bidi="zh_TW"/>
         </w:rPr>
         <w:t>，</w:t>
       </w:r>
-      <w:hyperlink r:id="rId25">
-        <w:r>
-          <w:rPr>
-            <w:lang w:val="zh_TW" w:bidi="zh_TW"/>
-          </w:rPr>
-          <w:rPr>
-            <w:color w:val="0000EE"/>
-            <w:u w:val="single"/>
-          </w:rPr>
-          <w:t>21:19–23</w:t>
-        </w:r>
-      </w:hyperlink>
+      <w:r>
+        <w:rPr>
+          <w:lang w:val="zh_TW" w:bidi="zh_TW"/>
+        </w:rPr>
+        <w:t>21:19–23</w:t>
+      </w:r>
       <w:r>
         <w:rPr>
           <w:lang w:val="zh_TW" w:bidi="zh_TW"/>
         </w:rPr>
         <w:t>，</w:t>
       </w:r>
-      <w:hyperlink r:id="rId26">
-        <w:r>
-          <w:rPr>
-            <w:lang w:val="zh_TW" w:bidi="zh_TW"/>
-          </w:rPr>
-          <w:rPr>
-            <w:color w:val="0000EE"/>
-            <w:u w:val="single"/>
-          </w:rPr>
-          <w:t>24:1–14</w:t>
-        </w:r>
-      </w:hyperlink>
+      <w:r>
+        <w:rPr>
+          <w:lang w:val="zh_TW" w:bidi="zh_TW"/>
+        </w:rPr>
+        <w:t>24:1–14</w:t>
+      </w:r>
       <w:r>
         <w:rPr>
           <w:lang w:val="zh_TW" w:bidi="zh_TW"/>
         </w:rPr>
         <w:t>、</w:t>
       </w:r>
-      <w:hyperlink r:id="rId27">
-        <w:r>
-          <w:rPr>
-            <w:lang w:val="zh_TW" w:bidi="zh_TW"/>
-          </w:rPr>
-          <w:rPr>
-            <w:color w:val="0000EE"/>
-            <w:u w:val="single"/>
-          </w:rPr>
-          <w:t>16–27</w:t>
-        </w:r>
-      </w:hyperlink>
+      <w:r>
+        <w:rPr>
+          <w:lang w:val="zh_TW" w:bidi="zh_TW"/>
+        </w:rPr>
+        <w:t>16–27</w:t>
+      </w:r>
       <w:r>
         <w:rPr>
           <w:lang w:val="zh_TW" w:bidi="zh_TW"/>
         </w:rPr>
         <w:t>，</w:t>
       </w:r>
-      <w:hyperlink r:id="rId28">
-        <w:r>
-          <w:rPr>
-            <w:lang w:val="zh_TW" w:bidi="zh_TW"/>
-          </w:rPr>
-          <w:rPr>
-            <w:color w:val="0000EE"/>
-            <w:u w:val="single"/>
-          </w:rPr>
-          <w:t>37:15–28</w:t>
-        </w:r>
-      </w:hyperlink>
+      <w:r>
+        <w:rPr>
+          <w:lang w:val="zh_TW" w:bidi="zh_TW"/>
+        </w:rPr>
+        <w:t>37:15–28</w:t>
+      </w:r>
       <w:r>
         <w:rPr>
           <w:lang w:val="zh_TW" w:bidi="zh_TW"/>
         </w:rPr>
         <w:t>；</w:t>
       </w:r>
-      <w:hyperlink r:id="rId29">
-        <w:r>
-          <w:rPr>
-            <w:lang w:val="zh_TW" w:bidi="zh_TW"/>
-          </w:rPr>
-          <w:rPr>
-            <w:color w:val="0000EE"/>
-            <w:u w:val="single"/>
-          </w:rPr>
-          <w:t>何1:2–9</w:t>
-        </w:r>
-      </w:hyperlink>
+      <w:r>
+        <w:rPr>
+          <w:lang w:val="zh_TW" w:bidi="zh_TW"/>
+        </w:rPr>
+        <w:t>何1:2–9</w:t>
+      </w:r>
       <w:r>
         <w:rPr>
           <w:lang w:val="zh_TW" w:bidi="zh_TW"/>
         </w:rPr>
         <w:t>，</w:t>
       </w:r>
-      <w:hyperlink r:id="rId30">
-        <w:r>
-          <w:rPr>
-            <w:lang w:val="zh_TW" w:bidi="zh_TW"/>
-          </w:rPr>
-          <w:rPr>
-            <w:color w:val="0000EE"/>
-            <w:u w:val="single"/>
-          </w:rPr>
-          <w:t>3:1–3</w:t>
-        </w:r>
-      </w:hyperlink>
+      <w:r>
+        <w:rPr>
+          <w:lang w:val="zh_TW" w:bidi="zh_TW"/>
+        </w:rPr>
+        <w:t>3:1–3</w:t>
+      </w:r>
       <w:r>
         <w:rPr>
           <w:lang w:val="zh_TW" w:bidi="zh_TW"/>
         </w:rPr>
         <w:t>；</w:t>
       </w:r>
-      <w:hyperlink r:id="rId31">
-        <w:r>
-          <w:rPr>
-            <w:lang w:val="zh_TW" w:bidi="zh_TW"/>
-          </w:rPr>
-          <w:rPr>
-            <w:color w:val="0000EE"/>
-            <w:u w:val="single"/>
-          </w:rPr>
-          <w:t>太26:26–28</w:t>
-        </w:r>
-      </w:hyperlink>
+      <w:r>
+        <w:rPr>
+          <w:lang w:val="zh_TW" w:bidi="zh_TW"/>
+        </w:rPr>
+        <w:t>太26:26–28</w:t>
+      </w:r>
       <w:r>
         <w:rPr>
           <w:lang w:val="zh_TW" w:bidi="zh_TW"/>
         </w:rPr>
         <w:t>，</w:t>
       </w:r>
-      <w:hyperlink r:id="rId32">
-        <w:r>
-          <w:rPr>
-            <w:lang w:val="zh_TW" w:bidi="zh_TW"/>
-          </w:rPr>
-          <w:rPr>
-            <w:color w:val="0000EE"/>
-            <w:u w:val="single"/>
-          </w:rPr>
-          <w:t>27:45–54</w:t>
-        </w:r>
-      </w:hyperlink>
+      <w:r>
+        <w:rPr>
+          <w:lang w:val="zh_TW" w:bidi="zh_TW"/>
+        </w:rPr>
+        <w:t>27:45–54</w:t>
+      </w:r>
       <w:r>
         <w:rPr>
           <w:lang w:val="zh_TW" w:bidi="zh_TW"/>
         </w:rPr>
         <w:t>；</w:t>
       </w:r>
-      <w:hyperlink r:id="rId33">
-        <w:r>
-          <w:rPr>
-            <w:lang w:val="zh_TW" w:bidi="zh_TW"/>
-          </w:rPr>
-          <w:rPr>
-            <w:color w:val="0000EE"/>
-            <w:u w:val="single"/>
-          </w:rPr>
-          <w:t>可6:11</w:t>
-        </w:r>
-      </w:hyperlink>
+      <w:r>
+        <w:rPr>
+          <w:lang w:val="zh_TW" w:bidi="zh_TW"/>
+        </w:rPr>
+        <w:t>可6:11</w:t>
+      </w:r>
       <w:r>
         <w:rPr>
           <w:lang w:val="zh_TW" w:bidi="zh_TW"/>
         </w:rPr>
         <w:t>，</w:t>
       </w:r>
-      <w:hyperlink r:id="rId34">
-        <w:r>
-          <w:rPr>
-            <w:lang w:val="zh_TW" w:bidi="zh_TW"/>
-          </w:rPr>
-          <w:rPr>
-            <w:color w:val="0000EE"/>
-            <w:u w:val="single"/>
-          </w:rPr>
-          <w:t>11:12–21</w:t>
-        </w:r>
-      </w:hyperlink>
+      <w:r>
+        <w:rPr>
+          <w:lang w:val="zh_TW" w:bidi="zh_TW"/>
+        </w:rPr>
+        <w:t>11:12–21</w:t>
+      </w:r>
       <w:r>
         <w:rPr>
           <w:lang w:val="zh_TW" w:bidi="zh_TW"/>
         </w:rPr>
         <w:t>；</w:t>
       </w:r>
-      <w:hyperlink r:id="rId35">
-        <w:r>
-          <w:rPr>
-            <w:lang w:val="zh_TW" w:bidi="zh_TW"/>
-          </w:rPr>
-          <w:rPr>
-            <w:color w:val="0000EE"/>
-            <w:u w:val="single"/>
-          </w:rPr>
-          <w:t>路22:17–20</w:t>
-        </w:r>
-      </w:hyperlink>
+      <w:r>
+        <w:rPr>
+          <w:lang w:val="zh_TW" w:bidi="zh_TW"/>
+        </w:rPr>
+        <w:t>路22:17–20</w:t>
+      </w:r>
       <w:r>
         <w:rPr>
           <w:lang w:val="zh_TW" w:bidi="zh_TW"/>
         </w:rPr>
         <w:t>；</w:t>
       </w:r>
-      <w:hyperlink r:id="rId36">
-        <w:r>
-          <w:rPr>
-            <w:lang w:val="zh_TW" w:bidi="zh_TW"/>
-          </w:rPr>
-          <w:rPr>
-            <w:color w:val="0000EE"/>
-            <w:u w:val="single"/>
-          </w:rPr>
-          <w:t>羅6:3–5</w:t>
-        </w:r>
-      </w:hyperlink>
+      <w:r>
+        <w:rPr>
+          <w:lang w:val="zh_TW" w:bidi="zh_TW"/>
+        </w:rPr>
+        <w:t>羅6:3–5</w:t>
+      </w:r>
       <w:r>
         <w:rPr>
           <w:lang w:val="zh_TW" w:bidi="zh_TW"/>
         </w:rPr>
         <w:t>；</w:t>
       </w:r>
-      <w:hyperlink r:id="rId37">
-        <w:r>
-          <w:rPr>
-            <w:lang w:val="zh_TW" w:bidi="zh_TW"/>
-          </w:rPr>
-          <w:rPr>
-            <w:color w:val="0000EE"/>
-            <w:u w:val="single"/>
-          </w:rPr>
-          <w:t>林前10:16–17</w:t>
-        </w:r>
-      </w:hyperlink>
+      <w:r>
+        <w:rPr>
+          <w:lang w:val="zh_TW" w:bidi="zh_TW"/>
+        </w:rPr>
+        <w:t>林前10:16–17</w:t>
+      </w:r>
       <w:r>
         <w:rPr>
           <w:lang w:val="zh_TW" w:bidi="zh_TW"/>
         </w:rPr>
         <w:t>，</w:t>
       </w:r>
-      <w:hyperlink r:id="rId38">
-        <w:r>
-          <w:rPr>
-            <w:lang w:val="zh_TW" w:bidi="zh_TW"/>
-          </w:rPr>
-          <w:rPr>
-            <w:color w:val="0000EE"/>
-            <w:u w:val="single"/>
-          </w:rPr>
-          <w:t>11:23–32</w:t>
-        </w:r>
-      </w:hyperlink>
+      <w:r>
+        <w:rPr>
+          <w:lang w:val="zh_TW" w:bidi="zh_TW"/>
+        </w:rPr>
+        <w:t>11:23–32</w:t>
+      </w:r>
       <w:r>
         <w:rPr>
           <w:lang w:val="zh_TW" w:bidi="zh_TW"/>
